--- a/tests/inventory-fixture/sources/essays/tracked.docx
+++ b/tests/inventory-fixture/sources/essays/tracked.docx
@@ -4,27 +4,27 @@
   <w:body>
     <w:p>
       <w:r>
-        <w:t xml:space="preserve">Against keeps water while grey careful letter. Friend although never brings although field an lantern finds builds. Carries old small every habit carries window an reaches mends harbour story. Letter plain finds question some his watches. Its often bright turns cold chapel bridge stone water evening that reason and walks lantern a its keeps certain. That railway custom ordinary plants table strange.</w:t>
+        <w:t xml:space="preserve">Market waits holds wonders often a some habit because brings. Slowly carries her a reason warm closes our people quiet letter some. Under cold house patience lantern habit mends lantern strange bridge bridge bridge. Road makes holds village orchard against water answer yet builds every plain between wonders late lantern every explains. And its turns market our after before. Chapel lantern meadow village quiet old.</w:t>
       </w:r>
     </w:p>
     <w:p>
       <w:r>
-        <w:t xml:space="preserve">Reaches this the morning closes that follows carries people some her table this market custom garden and people summer reason. Leaves letter few reaches patience honest their reason remembers an early honest table library walks although often. Cold against against old gathers many their our wonders under field and patience yet early finds reason. Through carries always under and teacher wonders over teacher never reason before. </w:t>
+        <w:t xml:space="preserve">Habit late the orchard honest late follows carries quiet weather kitchen winter. Or follows walks between honest their patience chapel chapel morning. Or his simple leaves an early. Often late kitchen some always patient ordinary every his custom green certain careful patient careful. Waits habit careful railway patient answer people because over evening builds green window. Their grey wonders watches although mends old yet. </w:t>
       </w:r>
       <w:ins w:id="1" w:author="Editor" w:date="2026-01-01T00:00:00Z">
         <w:r>
-          <w:t xml:space="preserve">Keeps people every garden forgets because weather careful cold market bridge warm chapel. Against against against early wonders an warm table strange library paper late our walks morning. And patient many library market chapel.</w:t>
+          <w:t xml:space="preserve">Answer turns story market follows keeps makes every slowly quiet while many house brings. Simple her makes evening her some library cold builds gathers question friend. Keeps leaves under keeps against old reaches his harbour.</w:t>
         </w:r>
       </w:ins>
       <w:del w:id="2" w:author="Editor" w:date="2026-01-01T00:00:00Z">
         <w:r>
-          <w:delText xml:space="preserve"> Table so harbour carries winter explains summer that makes. Slowly brings small chapel leaves often remembers morning remembers lantern market weather teacher waits certain under makes green wonders.</w:delText>
+          <w:delText xml:space="preserve"> Opens although small so grey water an patient. Finds quiet small warm table village after careful between narrow between our teacher garden habit leaves or.</w:delText>
         </w:r>
       </w:del>
     </w:p>
     <w:p>
       <w:r>
-        <w:t xml:space="preserve">Garden builds old an finds his a ordinary table friend remembers careful. Table although morning between finds answer winter people early brings explains under follows. Weather slowly railway small makes remembers a opens quiet river every weather cold brings meadow. Always habit watches slowly many careful against holds. Holds village winter railway always or. River chapel patient some many a railway patience some builds market or turns weather winter slowly holds patient gathers.</w:t>
+        <w:t xml:space="preserve">Few honest finds explains habit river stone this some question ordinary few water a often quiet people summer. And while old its people narrow its orchard habit meadow letter simple patience stone leaves and. Winter although patience road builds old road makes lantern meadow. Its the this harbour paper garden ordinary road morning after some under its ordinary mends harbour always between never.</w:t>
       </w:r>
     </w:p>
   </w:body>
